--- a/0A1_台灣氣候forcing與區域差異研究.docx
+++ b/0A1_台灣氣候forcing與區域差異研究.docx
@@ -11534,7 +11534,7 @@
           <w:color w:val="1f1f1f"/>
           <w:rtl w:val="0"/>
         </w:rPr>
-        <w:t xml:space="preserve">[0A-01]</w:t>
+        <w:t>V0A-01：[Zone-A 春雨輻射遮蔽極大化]：Zone-A 春季降水日數達全月 60–75%，大氣對短波輻射之削弱率高達 55–65%（日均接收降至 8–11 ）。強烈遮蔽造成水溫回升遲滯幅度達 -2.0 至 -2.8 °C/週。（信心等級：極高）</w:t>
       </w:r>
       <w:r>
         <w:rPr>
@@ -11542,45 +11542,12 @@
           <w:color w:val="1f1f1f"/>
           <w:rtl w:val="0"/>
         </w:rPr>
-        <w:t xml:space="preserve">：[Zone-A 春雨輻射遮蔽極大化]：Zone-A 春季降水日數達全月 60–75%，大氣對短波輻射之削弱率高達 55–65%（日均接收降至 8–11 </w:t>
       </w:r>
       <w:r>
         <w:rPr>
           <w:rFonts w:ascii="Arial" w:cs="Arial" w:eastAsia="Arial" w:hAnsi="Arial"/>
           <w:color w:val="1f1f1f"/>
         </w:rPr>
-        <w:drawing>
-          <wp:inline distB="19050" distT="19050" distL="19050" distR="19050">
-            <wp:extent cx="967826" cy="237212"/>
-            <wp:effectExtent b="0" l="0" r="0" t="0"/>
-            <wp:docPr id="67" name="image20.png"/>
-            <a:graphic>
-              <a:graphicData uri="http://schemas.openxmlformats.org/drawingml/2006/picture">
-                <pic:pic>
-                  <pic:nvPicPr>
-                    <pic:cNvPr id="0" name="image20.png"/>
-                    <pic:cNvPicPr preferRelativeResize="0"/>
-                  </pic:nvPicPr>
-                  <pic:blipFill>
-                    <a:blip r:embed="rId12"/>
-                    <a:srcRect b="0" l="0" r="0" t="0"/>
-                    <a:stretch>
-                      <a:fillRect/>
-                    </a:stretch>
-                  </pic:blipFill>
-                  <pic:spPr>
-                    <a:xfrm>
-                      <a:off x="0" y="0"/>
-                      <a:ext cx="967826" cy="237212"/>
-                    </a:xfrm>
-                    <a:prstGeom prst="rect"/>
-                    <a:ln/>
-                  </pic:spPr>
-                </pic:pic>
-              </a:graphicData>
-            </a:graphic>
-          </wp:inline>
-        </w:drawing>
       </w:r>
       <w:r>
         <w:rPr>
@@ -11588,7 +11555,6 @@
           <w:color w:val="1f1f1f"/>
           <w:rtl w:val="0"/>
         </w:rPr>
-        <w:t xml:space="preserve">）。強烈遮蔽造成水溫回升遲滯幅度達 -2.0 至 -2.8 °C/週。（信心等級：極高）</w:t>
       </w:r>
     </w:p>
     <w:p>
@@ -11616,7 +11582,7 @@
           <w:color w:val="1f1f1f"/>
           <w:rtl w:val="0"/>
         </w:rPr>
-        <w:t xml:space="preserve">[0A-02]</w:t>
+        <w:t>V0A-02：：Zone-B 受林口台地微遮蔽，雲量縮減，春季短波輻射削弱率降至 40–50%（日均接收 12–15 ）。水溫回升遲滯縮小至 -1.0 至 -1.6 °C/週，表層水體突破 22 °C 之時機通常較 Zone-A 提前 12–18 天。（信心等級：高）</w:t>
       </w:r>
       <w:r>
         <w:rPr>
@@ -11624,45 +11590,12 @@
           <w:color w:val="1f1f1f"/>
           <w:rtl w:val="0"/>
         </w:rPr>
-        <w:t xml:space="preserve">：：Zone-B 受林口台地微遮蔽，雲量縮減，春季短波輻射削弱率降至 40–50%（日均接收 12–15 </w:t>
       </w:r>
       <w:r>
         <w:rPr>
           <w:rFonts w:ascii="Arial" w:cs="Arial" w:eastAsia="Arial" w:hAnsi="Arial"/>
           <w:color w:val="1f1f1f"/>
         </w:rPr>
-        <w:drawing>
-          <wp:inline distB="19050" distT="19050" distL="19050" distR="19050">
-            <wp:extent cx="967826" cy="237212"/>
-            <wp:effectExtent b="0" l="0" r="0" t="0"/>
-            <wp:docPr id="46" name="image20.png"/>
-            <a:graphic>
-              <a:graphicData uri="http://schemas.openxmlformats.org/drawingml/2006/picture">
-                <pic:pic>
-                  <pic:nvPicPr>
-                    <pic:cNvPr id="0" name="image20.png"/>
-                    <pic:cNvPicPr preferRelativeResize="0"/>
-                  </pic:nvPicPr>
-                  <pic:blipFill>
-                    <a:blip r:embed="rId12"/>
-                    <a:srcRect b="0" l="0" r="0" t="0"/>
-                    <a:stretch>
-                      <a:fillRect/>
-                    </a:stretch>
-                  </pic:blipFill>
-                  <pic:spPr>
-                    <a:xfrm>
-                      <a:off x="0" y="0"/>
-                      <a:ext cx="967826" cy="237212"/>
-                    </a:xfrm>
-                    <a:prstGeom prst="rect"/>
-                    <a:ln/>
-                  </pic:spPr>
-                </pic:pic>
-              </a:graphicData>
-            </a:graphic>
-          </wp:inline>
-        </w:drawing>
       </w:r>
       <w:r>
         <w:rPr>
@@ -11670,7 +11603,6 @@
           <w:color w:val="1f1f1f"/>
           <w:rtl w:val="0"/>
         </w:rPr>
-        <w:t xml:space="preserve">）。水溫回升遲滯縮小至 -1.0 至 -1.6 °C/週，表層水體突破 22 °C 之時機通常較 Zone-A 提前 12–18 天。（信心等級：高）</w:t>
       </w:r>
     </w:p>
     <w:p>
@@ -11698,7 +11630,7 @@
           <w:color w:val="1f1f1f"/>
           <w:rtl w:val="0"/>
         </w:rPr>
-        <w:t xml:space="preserve">[0A-03]</w:t>
+        <w:t>V0A-03：[Zone-C 春季快速線性加熱]：Zone-C 春季降雨稀少（20–60 mm/month），大氣高透光率使日射量達 18–22 。遲滯效應近乎零（-0.2~0 °C/週），水溫呈 1.0–1.5 °C/週的線性快速攀升。（信心等級：極高）</w:t>
       </w:r>
       <w:r>
         <w:rPr>
@@ -11706,45 +11638,12 @@
           <w:color w:val="1f1f1f"/>
           <w:rtl w:val="0"/>
         </w:rPr>
-        <w:t xml:space="preserve">：[Zone-C 春季快速線性加熱]：Zone-C 春季降雨稀少（20–60 mm/month），大氣高透光率使日射量達 18–22 </w:t>
       </w:r>
       <w:r>
         <w:rPr>
           <w:rFonts w:ascii="Arial" w:cs="Arial" w:eastAsia="Arial" w:hAnsi="Arial"/>
           <w:color w:val="1f1f1f"/>
         </w:rPr>
-        <w:drawing>
-          <wp:inline distB="19050" distT="19050" distL="19050" distR="19050">
-            <wp:extent cx="967826" cy="237212"/>
-            <wp:effectExtent b="0" l="0" r="0" t="0"/>
-            <wp:docPr id="22" name="image20.png"/>
-            <a:graphic>
-              <a:graphicData uri="http://schemas.openxmlformats.org/drawingml/2006/picture">
-                <pic:pic>
-                  <pic:nvPicPr>
-                    <pic:cNvPr id="0" name="image20.png"/>
-                    <pic:cNvPicPr preferRelativeResize="0"/>
-                  </pic:nvPicPr>
-                  <pic:blipFill>
-                    <a:blip r:embed="rId12"/>
-                    <a:srcRect b="0" l="0" r="0" t="0"/>
-                    <a:stretch>
-                      <a:fillRect/>
-                    </a:stretch>
-                  </pic:blipFill>
-                  <pic:spPr>
-                    <a:xfrm>
-                      <a:off x="0" y="0"/>
-                      <a:ext cx="967826" cy="237212"/>
-                    </a:xfrm>
-                    <a:prstGeom prst="rect"/>
-                    <a:ln/>
-                  </pic:spPr>
-                </pic:pic>
-              </a:graphicData>
-            </a:graphic>
-          </wp:inline>
-        </w:drawing>
       </w:r>
       <w:r>
         <w:rPr>
@@ -11752,7 +11651,6 @@
           <w:color w:val="1f1f1f"/>
           <w:rtl w:val="0"/>
         </w:rPr>
-        <w:t xml:space="preserve">。遲滯效應近乎零（-0.2~0 °C/週），水溫呈 1.0–1.5 °C/週的線性快速攀升。（信心等級：極高）</w:t>
       </w:r>
     </w:p>
     <w:p>
@@ -11780,7 +11678,7 @@
           <w:color w:val="1f1f1f"/>
           <w:rtl w:val="0"/>
         </w:rPr>
-        <w:t xml:space="preserve">[0A-04]</w:t>
+        <w:t>V0A-04：[Zone-A 梅雨弱替換與冷卻]：Zone-A 梅雨季（5–6月）月均降水量達 250–350 mm，連續降雨 4–6 天。針對 2m 深標準封閉水體，單月潛在水量替換率為 23.7–33.2%，引發溫和水化學重組與表層冷卻。（信心等級：高）</w:t>
       </w:r>
       <w:r>
         <w:rPr>
@@ -11788,7 +11686,6 @@
           <w:color w:val="1f1f1f"/>
           <w:rtl w:val="0"/>
         </w:rPr>
-        <w:t xml:space="preserve">：[Zone-A 梅雨弱替換與冷卻]：Zone-A 梅雨季（5–6月）月均降水量達 250–350 mm，連續降雨 4–6 天。針對 2m 深標準封閉水體，單月潛在水量替換率為 23.7–33.2%，引發溫和水化學重組與表層冷卻。（信心等級：高）</w:t>
       </w:r>
     </w:p>
     <w:p>
@@ -11816,7 +11713,7 @@
           <w:color w:val="1f1f1f"/>
           <w:rtl w:val="0"/>
         </w:rPr>
-        <w:t xml:space="preserve">[0A-05]</w:t>
+        <w:t>V0A-05：：Zone-B 梅雨季期間地形屏障失效，受大尺度鋒面影響，月均降水量達 200–300 mm，單月潛在水量替換率約為 19.0–28.5%，造成中度之離子濃度稀釋。（信心等級：高）</w:t>
       </w:r>
       <w:r>
         <w:rPr>
@@ -11824,7 +11721,6 @@
           <w:color w:val="1f1f1f"/>
           <w:rtl w:val="0"/>
         </w:rPr>
-        <w:t xml:space="preserve">：：Zone-B 梅雨季期間地形屏障失效，受大尺度鋒面影響，月均降水量達 200–300 mm，單月潛在水量替換率約為 19.0–28.5%，造成中度之離子濃度稀釋。（信心等級：高）</w:t>
       </w:r>
     </w:p>
     <w:p>
@@ -11852,7 +11748,7 @@
           <w:color w:val="1f1f1f"/>
           <w:rtl w:val="0"/>
         </w:rPr>
-        <w:t xml:space="preserve">[0A-06]</w:t>
+        <w:t>V0A-06：[Zone-C 極端梅雨強迫]：Zone-C 正對西南季風低層噴流，梅雨月降水量高達 350–550 mm，連續降雨可達 5–8 天。單月潛在水量替換率高達 33.2–52.2%，巨量降水引發重力流，將徹底破壞初夏剛形成之溫躍層。（信心等級：極高）</w:t>
       </w:r>
       <w:r>
         <w:rPr>
@@ -11860,7 +11756,6 @@
           <w:color w:val="1f1f1f"/>
           <w:rtl w:val="0"/>
         </w:rPr>
-        <w:t xml:space="preserve">：[Zone-C 極端梅雨強迫]：Zone-C 正對西南季風低層噴流，梅雨月降水量高達 350–550 mm，連續降雨可達 5–8 天。單月潛在水量替換率高達 33.2–52.2%，巨量降水引發重力流，將徹底破壞初夏剛形成之溫躍層。（信心等級：極高）</w:t>
       </w:r>
     </w:p>
     <w:p>
@@ -11888,7 +11783,7 @@
           <w:color w:val="1f1f1f"/>
           <w:rtl w:val="0"/>
         </w:rPr>
-        <w:t xml:space="preserve">[0A-07]</w:t>
+        <w:t>V0A-07：[颱風直接路徑極端風應力]：直撲型颱風於 Zone-A 與 Zone-B 產生 25–40 m/s 最大持續風速，極端風應力高達 1.5–2.5 。此動量強迫為平靜夏季之 30–50 倍。（信心等級：極高）</w:t>
       </w:r>
       <w:r>
         <w:rPr>
@@ -11896,45 +11791,12 @@
           <w:color w:val="1f1f1f"/>
           <w:rtl w:val="0"/>
         </w:rPr>
-        <w:t xml:space="preserve">：[颱風直接路徑極端風應力]：直撲型颱風於 Zone-A 與 Zone-B 產生 25–40 m/s 最大持續風速，極端風應力高達 1.5–2.5 </w:t>
       </w:r>
       <w:r>
         <w:rPr>
           <w:rFonts w:ascii="Arial" w:cs="Arial" w:eastAsia="Arial" w:hAnsi="Arial"/>
           <w:color w:val="1f1f1f"/>
         </w:rPr>
-        <w:drawing>
-          <wp:inline distB="19050" distT="19050" distL="19050" distR="19050">
-            <wp:extent cx="457795" cy="238435"/>
-            <wp:effectExtent b="0" l="0" r="0" t="0"/>
-            <wp:docPr id="23" name="image3.png"/>
-            <a:graphic>
-              <a:graphicData uri="http://schemas.openxmlformats.org/drawingml/2006/picture">
-                <pic:pic>
-                  <pic:nvPicPr>
-                    <pic:cNvPr id="0" name="image3.png"/>
-                    <pic:cNvPicPr preferRelativeResize="0"/>
-                  </pic:nvPicPr>
-                  <pic:blipFill>
-                    <a:blip r:embed="rId32"/>
-                    <a:srcRect b="0" l="0" r="0" t="0"/>
-                    <a:stretch>
-                      <a:fillRect/>
-                    </a:stretch>
-                  </pic:blipFill>
-                  <pic:spPr>
-                    <a:xfrm>
-                      <a:off x="0" y="0"/>
-                      <a:ext cx="457795" cy="238435"/>
-                    </a:xfrm>
-                    <a:prstGeom prst="rect"/>
-                    <a:ln/>
-                  </pic:spPr>
-                </pic:pic>
-              </a:graphicData>
-            </a:graphic>
-          </wp:inline>
-        </w:drawing>
       </w:r>
       <w:r>
         <w:rPr>
@@ -11942,7 +11804,6 @@
           <w:color w:val="1f1f1f"/>
           <w:rtl w:val="0"/>
         </w:rPr>
-        <w:t xml:space="preserve">。此動量強迫為平靜夏季之 30–50 倍。（信心等級：極高）</w:t>
       </w:r>
     </w:p>
     <w:p>
@@ -11970,7 +11831,7 @@
           <w:color w:val="1f1f1f"/>
           <w:rtl w:val="0"/>
         </w:rPr>
-        <w:t xml:space="preserve">[0A-08]</w:t>
+        <w:t>V0A-08：[艾克曼混合摧毀分層]：在颱風極端風應力下，封閉水域之艾克曼混合深度理論值超過 15 m。導致 2–4m 淺水埤塘在 1–2 小時內完全等溫混合，底層再懸浮使能見度驟降至 &lt; 5 cm。（信心等級：高）</w:t>
       </w:r>
       <w:r>
         <w:rPr>
@@ -11978,7 +11839,6 @@
           <w:color w:val="1f1f1f"/>
           <w:rtl w:val="0"/>
         </w:rPr>
-        <w:t xml:space="preserve">：[艾克曼混合摧毀分層]：在颱風極端風應力下，封閉水域之艾克曼混合深度理論值超過 15 m。導致 2–4m 淺水埤塘在 1–2 小時內完全等溫混合，底層再懸浮使能見度驟降至 &lt; 5 cm。（信心等級：高）</w:t>
       </w:r>
     </w:p>
     <w:p>
@@ -12006,7 +11866,7 @@
           <w:color w:val="1f1f1f"/>
           <w:rtl w:val="0"/>
         </w:rPr>
-        <w:t xml:space="preserve">[0A-09]</w:t>
+        <w:t>V0A-09：[颱風間接焚風效應]：間接型颱風通過南部時，Zone-C 承受 25–35 m/s 強風與極端降水。同時 Zone-B 因背風沉降產生焚風，風速降至 10–18 m/s，但低濕與高溫引發極端蒸發潛熱流失，氣壓下探 980 hPa。（信心等級：高）</w:t>
       </w:r>
       <w:r>
         <w:rPr>
@@ -12014,7 +11874,6 @@
           <w:color w:val="1f1f1f"/>
           <w:rtl w:val="0"/>
         </w:rPr>
-        <w:t xml:space="preserve">：[颱風間接焚風效應]：間接型颱風通過南部時，Zone-C 承受 25–35 m/s 強風與極端降水。同時 Zone-B 因背風沉降產生焚風，風速降至 10–18 m/s，但低濕與高溫引發極端蒸發潛熱流失，氣壓下探 980 hPa。（信心等級：高）</w:t>
       </w:r>
     </w:p>
     <w:p>
@@ -12042,7 +11901,7 @@
           <w:color w:val="1f1f1f"/>
           <w:rtl w:val="0"/>
         </w:rPr>
-        <w:t xml:space="preserve">[0A-10]</w:t>
+        <w:t>V0A-10：[Zone-A 冬季陰雨低溫鎖定]：東北季風期間，Zone-A 月均降水 150–250 mm。連續厚雲與降水冷卻使水面淨熱通量持續為負，水溫長期受壓制並鎖定於 14–16 °C 之間。（信心等級：極高）</w:t>
       </w:r>
       <w:r>
         <w:rPr>
@@ -12050,7 +11909,6 @@
           <w:color w:val="1f1f1f"/>
           <w:rtl w:val="0"/>
         </w:rPr>
-        <w:t xml:space="preserve">：[Zone-A 冬季陰雨低溫鎖定]：東北季風期間，Zone-A 月均降水 150–250 mm。連續厚雲與降水冷卻使水面淨熱通量持續為負，水溫長期受壓制並鎖定於 14–16 °C 之間。（信心等級：極高）</w:t>
       </w:r>
     </w:p>
     <w:p>
@@ -12078,7 +11936,7 @@
           <w:color w:val="1f1f1f"/>
           <w:rtl w:val="0"/>
         </w:rPr>
-        <w:t xml:space="preserve">[0A-11]</w:t>
+        <w:t>V0A-11：：Zone-B 冬季展現 60–70% 降雨衰減（僅 50–90 mm），但持續風速飆高至 6–10 m/s。強烈風冷與蒸發（70–90 mm/月）剝奪熱量，使水溫維持 15–17 °C。（信心等級：極高）</w:t>
       </w:r>
       <w:r>
         <w:rPr>
@@ -12086,7 +11944,6 @@
           <w:color w:val="1f1f1f"/>
           <w:rtl w:val="0"/>
         </w:rPr>
-        <w:t xml:space="preserve">：：Zone-B 冬季展現 60–70% 降雨衰減（僅 50–90 mm），但持續風速飆高至 6–10 m/s。強烈風冷與蒸發（70–90 mm/月）剝奪熱量，使水溫維持 15–17 °C。（信心等級：極高）</w:t>
       </w:r>
     </w:p>
     <w:p>
@@ -12114,7 +11971,7 @@
           <w:color w:val="1f1f1f"/>
           <w:rtl w:val="0"/>
         </w:rPr>
-        <w:t xml:space="preserve">[0A-12]</w:t>
+        <w:t>V0A-12：[Zone-C 絕對乾燥與強烈淨蒸發]：Zone-C 冬季降水僅 10–25 mm，受 65–75% 低濕度與高日照強迫驅動，月蒸發量高達 100–130 mm。為全島唯一具強烈負向水量平衡，且表層易受熱至 22–25 °C 之區域。（信心等級：極高）</w:t>
       </w:r>
       <w:r>
         <w:rPr>
@@ -12122,7 +11979,6 @@
           <w:color w:val="1f1f1f"/>
           <w:rtl w:val="0"/>
         </w:rPr>
-        <w:t xml:space="preserve">：[Zone-C 絕對乾燥與強烈淨蒸發]：Zone-C 冬季降水僅 10–25 mm，受 65–75% 低濕度與高日照強迫驅動，月蒸發量高達 100–130 mm。為全島唯一具強烈負向水量平衡，且表層易受熱至 22–25 °C 之區域。（信心等級：極高）</w:t>
       </w:r>
     </w:p>
     <w:p>
@@ -12150,7 +12006,7 @@
           <w:color w:val="1f1f1f"/>
           <w:rtl w:val="0"/>
         </w:rPr>
-        <w:t xml:space="preserve">[0A-13]</w:t>
+        <w:t>V0A-13：[Zone-A 冷氣團對流翻轉]：強烈冷氣團南下（頻率 0.15–0.25 Hz），Zone-A 表層大氣降溫達 6–9 °C/event。熱力學不穩定引發對流翻轉，48–72 小時內 5m 深度水體完全冷卻至 12–14 °C。（信心等級：高）</w:t>
       </w:r>
       <w:r>
         <w:rPr>
@@ -12158,7 +12014,6 @@
           <w:color w:val="1f1f1f"/>
           <w:rtl w:val="0"/>
         </w:rPr>
-        <w:t xml:space="preserve">：[Zone-A 冷氣團對流翻轉]：強烈冷氣團南下（頻率 0.15–0.25 Hz），Zone-A 表層大氣降溫達 6–9 °C/event。熱力學不穩定引發對流翻轉，48–72 小時內 5m 深度水體完全冷卻至 12–14 °C。（信心等級：高）</w:t>
       </w:r>
     </w:p>
     <w:p>
@@ -12186,7 +12041,7 @@
           <w:color w:val="1f1f1f"/>
           <w:rtl w:val="0"/>
         </w:rPr>
-        <w:t xml:space="preserve">[0A-14]</w:t>
+        <w:t>V0A-14：：Zone-B 冷氣團降溫達 5–8 °C/event，伴隨 15–20 m/s 狂風。淺水體面臨感熱與潛熱同時流失，24 小時內水溫驟降 3–5 °C，低溫緊迫維持 72–120 小時。（信心等級：極高）</w:t>
       </w:r>
       <w:r>
         <w:rPr>
@@ -12194,7 +12049,6 @@
           <w:color w:val="1f1f1f"/>
           <w:rtl w:val="0"/>
         </w:rPr>
-        <w:t xml:space="preserve">：：Zone-B 冷氣團降溫達 5–8 °C/event，伴隨 15–20 m/s 狂風。淺水體面臨感熱與潛熱同時流失，24 小時內水溫驟降 3–5 °C，低溫緊迫維持 72–120 小時。（信心等級：極高）</w:t>
       </w:r>
     </w:p>
     <w:p>
@@ -12222,7 +12076,7 @@
           <w:color w:val="1f1f1f"/>
           <w:rtl w:val="0"/>
         </w:rPr>
-        <w:t xml:space="preserve">[0A-15]</w:t>
+        <w:t>V0A-15：[Zone-C 氣團變性與熱力緩衝]：受中央山脈 3000m 高度保護，抵達 Zone-C 之冷氣團已大幅變性。氣溫降幅僅 2–5 °C/event，最低溫維持 21–23 °C，大比熱容使得水體降溫通常不超過 2 °C。（信心等級：極高）</w:t>
       </w:r>
       <w:r>
         <w:rPr>
@@ -12230,7 +12084,6 @@
           <w:color w:val="1f1f1f"/>
           <w:rtl w:val="0"/>
         </w:rPr>
-        <w:t xml:space="preserve">：[Zone-C 氣團變性與熱力緩衝]：受中央山脈 3000m 高度保護，抵達 Zone-C 之冷氣團已大幅變性。氣溫降幅僅 2–5 °C/event，最低溫維持 21–23 °C，大比熱容使得水體降溫通常不超過 2 °C。（信心等級：極高）</w:t>
       </w:r>
     </w:p>
     <w:p>

--- a/0A1_台灣氣候forcing與區域差異研究.docx
+++ b/0A1_台灣氣候forcing與區域差異研究.docx
@@ -15454,7 +15454,7 @@
           <w:color w:val="1f1f1f"/>
           <w:rtl w:val="0"/>
         </w:rPr>
-        <w:t xml:space="preserve">[集水區逕流比例與滲透係數之簡化假設]</w:t>
+        <w:t>[集水區逕流比例與滲透係數之簡化假設]：在估算 Zone-A、Zone-B 與 Zone-C 之梅雨季「潛在水量替換率」時，因缺乏如桃園星羅棋布之埤塘或南部管理池之精確地理普查測量，本報告依據《通用集水區逕流理論》保守設定直接集水面積比為 1.5 倍，平均逕流係數設定為 0.6。若目標水體周圍具備 100% 高密度不透水水泥護岸（如特定管理池），其逕流係數可能逼近 0.9，真實替換率將再往上修正 15–20%；反之，若周邊為高滲透率沙壤土，則替換率將下修。</w:t>
       </w:r>
       <w:r>
         <w:rPr>
@@ -15462,7 +15462,6 @@
           <w:color w:val="1f1f1f"/>
           <w:rtl w:val="0"/>
         </w:rPr>
-        <w:t xml:space="preserve">：在估算 Zone-A、Zone-B 與 Zone-C 之梅雨季「潛在水量替換率」時，因缺乏如桃園星羅棋布之埤塘或南部獨立休閒池之精確地理普查測量，本報告依據《通用集水區逕流理論》保守設定直接集水面積比為 1.5 倍，平均逕流係數設定為 0.6。若目標水體周圍具備 100% 高密度不透水水泥護岸（如特定管理池），其逕流係數可能逼近 0.9，真實替換率將再往上修正 15–20%；反之，若周邊為高滲透率沙壤土，則替換率將下修。</w:t>
       </w:r>
     </w:p>
     <w:p>
@@ -15490,7 +15489,7 @@
           <w:color w:val="1f1f1f"/>
           <w:rtl w:val="0"/>
         </w:rPr>
-        <w:t xml:space="preserve">[底邊界層黏滯度對艾克曼混合時間之延遲]</w:t>
+        <w:t>[底邊界層黏滯度對艾克曼混合時間之延遲]：在計算颱風風應力（）造成淺水層混合時，理論推導 2–4m 水體將在 1–2 小時內達到完全混合。然而，此純理論流體動力學模型未考慮南部管理池（高有機負載型）底泥之高黏滯度（High Viscosity of Benthic Mud）。泥層的高黏滯力可能產生強大的底邊界層摩擦阻力（Bottom Boundary Layer Friction），削弱向下傳遞之紊流動能。因此，實際使得沉積物大量再懸浮、能見度降至 &lt; 5 cm 之所需強風持續時間，存在被低估之可能。</w:t>
       </w:r>
       <w:r>
         <w:rPr>
@@ -15498,45 +15497,12 @@
           <w:color w:val="1f1f1f"/>
           <w:rtl w:val="0"/>
         </w:rPr>
-        <w:t xml:space="preserve">：在計算颱風風應力（</w:t>
       </w:r>
       <w:r>
         <w:rPr>
           <w:rFonts w:ascii="Arial" w:cs="Arial" w:eastAsia="Arial" w:hAnsi="Arial"/>
           <w:color w:val="1f1f1f"/>
         </w:rPr>
-        <w:drawing>
-          <wp:inline distB="19050" distT="19050" distL="19050" distR="19050">
-            <wp:extent cx="1040902" cy="238739"/>
-            <wp:effectExtent b="0" l="0" r="0" t="0"/>
-            <wp:docPr id="36" name="image36.png"/>
-            <a:graphic>
-              <a:graphicData uri="http://schemas.openxmlformats.org/drawingml/2006/picture">
-                <pic:pic>
-                  <pic:nvPicPr>
-                    <pic:cNvPr id="0" name="image36.png"/>
-                    <pic:cNvPicPr preferRelativeResize="0"/>
-                  </pic:nvPicPr>
-                  <pic:blipFill>
-                    <a:blip r:embed="rId42"/>
-                    <a:srcRect b="0" l="0" r="0" t="0"/>
-                    <a:stretch>
-                      <a:fillRect/>
-                    </a:stretch>
-                  </pic:blipFill>
-                  <pic:spPr>
-                    <a:xfrm>
-                      <a:off x="0" y="0"/>
-                      <a:ext cx="1040902" cy="238739"/>
-                    </a:xfrm>
-                    <a:prstGeom prst="rect"/>
-                    <a:ln/>
-                  </pic:spPr>
-                </pic:pic>
-              </a:graphicData>
-            </a:graphic>
-          </wp:inline>
-        </w:drawing>
       </w:r>
       <w:r>
         <w:rPr>
@@ -15544,7 +15510,6 @@
           <w:color w:val="1f1f1f"/>
           <w:rtl w:val="0"/>
         </w:rPr>
-        <w:t xml:space="preserve">）造成淺水層混合時，理論推導 2–4m 水體將在 1–2 小時內達到完全混合。然而，此純理論流體動力學模型未考慮台灣高優養化管理池底泥之高黏滯度（High Viscosity of Benthic Mud）。泥層的高黏滯力可能產生強大的底邊界層摩擦阻力（Bottom Boundary Layer Friction），削弱向下傳遞之紊流動能。因此，實際使得沉積物大量再懸浮、能見度降至 &lt; 5 cm 之所需強風持續時間，存在被低估之可能。</w:t>
       </w:r>
     </w:p>
     <w:p>
